--- a/docs/Functional_Specification.docx
+++ b/docs/Functional_Specification.docx
@@ -24,6 +24,8 @@
         <w:t>1. Purpose: Centralized repository for 7 SDLC Phase deliverable documents.</w:t>
         <w:br/>
         <w:t>2. Workflows: Maker submission, Checker approval, Folder Watcher ingestion, AI LLM RAG recommendation.</w:t>
+        <w:br/>
+        <w:t>3. Security &amp; Admin: Eye icon password toggle, LDAP / Non-LDAP switch, user lock/unlock/reset, toggleable email/SMS alerts.</w:t>
       </w:r>
     </w:p>
   </w:body>
